--- a/documentos_operativos/plantillas/ADENDA_CONTRATO_24_ANEXOS.docx
+++ b/documentos_operativos/plantillas/ADENDA_CONTRATO_24_ANEXOS.docx
@@ -55,7 +55,7 @@
         <w:rPr>
           <w:sz w:val="20"/>
         </w:rPr>
-        <w:t>Hacen parte integral del contrato, con el mismo valor que sus cláusulas, los siguientes documentos que el SUSCRIPTOR declara recibir y aceptar en este acto: (a) el ANEXO DE GARANTÍA HEIIU DE APRENDIZAJE; (b) el RECIBO DE SEPARACIÓN DE CUPO, cuando lo haya; (c) el ANEXO DE PLAN DE PAGOS, cuando el pago sea a cuotas; (d) el pagaré y su carta de instrucciones, cuando el pago sea a cuotas; (e) la autorización de consulta y reporte a centrales de riesgo, en el formato de la central; y (f) la autorización de uso de imagen. En el supuesto específico de devolución por garantía, el ANEXO DE GARANTÍA prevalece sobre las cláusulas del contrato que limiten devoluciones; en todo lo demás, el contrato permanece sin modificación.</w:t>
+        <w:t>Hacen parte integral del contrato, con el mismo valor que sus cláusulas, los siguientes documentos que el SUSCRIPTOR declara recibir y aceptar en este acto: (a) el ANEXO DE GARANTÍA HEIIU DE APRENDIZAJE; (b) el RECIBO DE SEPARACIÓN DE CUPO, cuando lo haya; (c) el ANEXO DE PLAN DE PAGOS, cuando el pago sea a cuotas; (d) el pagaré y su carta de instrucciones, cuando el pago sea a cuotas; y (e) la autorización de consulta y reporte a centrales de riesgo, en el formato de la central. La autorización de uso de imagen es la de la cláusula 24 del contrato, y se entiende extendida a las grabaciones y videos del punto 2 de esta adenda. En el supuesto específico de devolución por garantía, el ANEXO DE GARANTÍA prevalece sobre las cláusulas del contrato que limiten devoluciones; en todo lo demás, el contrato permanece sin modificación.</w:t>
       </w:r>
     </w:p>
     <w:p>
